--- a/브라질 변호사/2부/2부_7화_헤지_클라레이라.docx
+++ b/브라질 변호사/2부/2부_7화_헤지_클라레이라.docx
@@ -36,7 +36,7 @@
           <w:i w:val="0"/>
           <w:sz w:val="22"/>
         </w:rPr>
-        <w:t>하파엘 ‘하파’ 멘지스(노바 카라자이 공설변호인) / 모에마 타피라이(아루아칸 여성 지도자, 아루아칸 협회 대표) / 카우에(모에마의 조카, 21세, 숲 지킴이, 1부 7화 총상 뒤 목발 하나를 짚음) / 루시아 폰치스(«Folha do Tapirá» 탐사기자) / 베아트리스 ‘비아’ 리스보아(공설변호인청 인턴 법대생) / 도나 그라사 소우자(빌라 히반세이라 세탁부, 제의 어머니) / 제페르송 ‘제’ 소우자(배달 노동자, 대입 준비 중) / 케이치(제의 여동생) / 에드바우두 핀투(지부 선임 공설변호인) / 헤나타 로부(동료 공설변호인) / 소니아 게지스(청장, 화상 통화) / 조라이지 페레이라(세베리누의 35년 지기) / 도나 하이문다(강마을 상투메 어부의 아내) / 도나 소코후(빌라 히반세이라 어머니, 아들이 구금 중, 신규) / 마리나 코치뉴(가상 재단 ‘이스치투투 히우 비부(Instituto Rio Vivo)’ 사업 코디네이터, 신규) / 도나 네이지(구금된 청년 안데르송의 어머니, 신규) / 오타비우 린스(케이로스 타바리스 파트너, 프라두 측 대리인, 전화) / 아나 멘지스(어머니)</w:t>
+        <w:t>하파엘 ‘하파’ 멘지스(노바 카라자이 공설변호인) / 모에마 타피라이(아루아칸 여성 지도자, 아루아칸 협회 대표) / 카우에(모에마의 조카, 21세, 숲 지킴이, 1부 7화 총상 뒤 목발 하나를 짚음) / 루시아 폰치스(«Folha do Tapirá» 탐사기자) / 베아트리스 ‘비아’ 리스보아(공설변호인청 인턴 법대생) / 도나 그라사 소우자(빌라 히반세이라 세탁부, 제의 어머니) / 제페르송 ‘제’ 소우자(배달 노동자, 대입 준비 중) / 케이치(제의 여동생) / 에드바우두 핀투(지부 선임 공설변호인) / 헤나타 로부(동료 공설변호인) / 소니아 게지스(청장, 화상 통화) / 조라이지 페레이라(세베리누의 35년 지기) / 도나 하이문다(강마을 상투메 어부의 아내) / 도나 이바닐지(빌라 히반세이라 어머니, 아들이 구금 중, 신규) / 마리나 코치뉴(가상 재단 ‘이스치투투 히우 비부(Instituto Rio Vivo)’ 사업 코디네이터, 신규) / 도나 루지네치(구금된 청년 아드리아누의 어머니, 신규) / 오타비우 린스(케이로스 타바리스 파트너, 프라두 측 대리인, 전화) / 아나 멘지스(어머니)</w:t>
       </w:r>
     </w:p>
     <w:p>
@@ -92,7 +92,7 @@
           <w:i w:val="0"/>
           <w:sz w:val="22"/>
         </w:rPr>
-        <w:t xml:space="preserve">Neide: </w:t>
+        <w:t xml:space="preserve">Luzinete: </w:t>
       </w:r>
       <w:r>
         <w:rPr>
@@ -138,7 +138,7 @@
           <w:i w:val="0"/>
           <w:sz w:val="22"/>
         </w:rPr>
-        <w:t xml:space="preserve">Neide: </w:t>
+        <w:t xml:space="preserve">Luzinete: </w:t>
       </w:r>
       <w:r>
         <w:rPr>
@@ -147,7 +147,7 @@
           <w:i w:val="0"/>
           <w:sz w:val="22"/>
         </w:rPr>
-        <w:t>Neide. Neide Barbosa. Meu filho foi preso sábado de noite na Ribanceira. Disseram que ele tava com droga. Ele trabalha de ajudante de pedreiro, doutor.</w:t>
+        <w:t>Luzinete. Luzinete Barbosa. Meu filho foi preso sábado de noite na Ribanceira. Disseram que ele tava com droga. Ele trabalha de ajudante de pedreiro, doutor.</w:t>
       </w:r>
     </w:p>
     <w:p>
@@ -170,7 +170,7 @@
           <w:i w:val="0"/>
           <w:sz w:val="22"/>
         </w:rPr>
-        <w:t>Dona Neide, antes de tudo, a senhora já tomou café hoje?</w:t>
+        <w:t>Dona Luzinete, antes de tudo, a senhora já tomou café hoje?</w:t>
       </w:r>
     </w:p>
     <w:p>
@@ -184,7 +184,7 @@
           <w:i w:val="0"/>
           <w:sz w:val="22"/>
         </w:rPr>
-        <w:t xml:space="preserve">Neide: </w:t>
+        <w:t xml:space="preserve">Luzinete: </w:t>
       </w:r>
       <w:r>
         <w:rPr>
@@ -240,7 +240,7 @@
           <w:i w:val="0"/>
           <w:sz w:val="22"/>
         </w:rPr>
-        <w:t xml:space="preserve">Neide: </w:t>
+        <w:t xml:space="preserve">Luzinete: </w:t>
       </w:r>
       <w:r>
         <w:rPr>
@@ -328,7 +328,7 @@
           <w:i w:val="0"/>
           <w:sz w:val="22"/>
         </w:rPr>
-        <w:t>Eu pego o resto, Edvaldo. Me dá dez minutos com a dona Neide.</w:t>
+        <w:t>Eu pego o resto, Edvaldo. Me dá dez minutos com a dona Luzinete.</w:t>
       </w:r>
     </w:p>
     <w:p>
@@ -431,7 +431,7 @@
           <w:i w:val="0"/>
           <w:sz w:val="22"/>
         </w:rPr>
-        <w:t xml:space="preserve">Neide: </w:t>
+        <w:t xml:space="preserve">Luzinete: </w:t>
       </w:r>
       <w:r>
         <w:rPr>
@@ -450,7 +450,7 @@
           <w:i w:val="0"/>
           <w:sz w:val="22"/>
         </w:rPr>
-        <w:t xml:space="preserve"> Tá aqui, doutor. O nome dele é Anderson.</w:t>
+        <w:t xml:space="preserve"> Tá aqui, doutor. O nome dele é Adriano.</w:t>
       </w:r>
     </w:p>
     <w:p>
@@ -473,7 +473,7 @@
           <w:i w:val="0"/>
           <w:sz w:val="22"/>
         </w:rPr>
-        <w:t>Obrigado. Dona Neide, hoje à tarde o Anderson vai ver um juiz. Eu vou estar lá. A senhora fica aqui na sala, que eu venho lhe contar.</w:t>
+        <w:t>Obrigado. Dona Luzinete, hoje à tarde o Adriano vai ver um juiz. Eu vou estar lá. A senhora fica aqui na sala, que eu venho lhe contar.</w:t>
       </w:r>
     </w:p>
     <w:p>
@@ -1080,7 +1080,7 @@
           <w:i w:val="0"/>
           <w:sz w:val="22"/>
         </w:rPr>
-        <w:t xml:space="preserve">Zé: </w:t>
+        <w:t xml:space="preserve">Jé: </w:t>
       </w:r>
       <w:r>
         <w:rPr>
@@ -1182,7 +1182,7 @@
           <w:i w:val="0"/>
           <w:sz w:val="22"/>
         </w:rPr>
-        <w:t xml:space="preserve">Zé: </w:t>
+        <w:t xml:space="preserve">Jé: </w:t>
       </w:r>
       <w:r>
         <w:rPr>
@@ -1228,7 +1228,7 @@
           <w:i w:val="0"/>
           <w:sz w:val="22"/>
         </w:rPr>
-        <w:t xml:space="preserve">Zé: </w:t>
+        <w:t xml:space="preserve">Jé: </w:t>
       </w:r>
       <w:r>
         <w:rPr>
@@ -1409,7 +1409,7 @@
           <w:i w:val="0"/>
           <w:sz w:val="22"/>
         </w:rPr>
-        <w:t xml:space="preserve">Zé: </w:t>
+        <w:t xml:space="preserve">Jé: </w:t>
       </w:r>
       <w:r>
         <w:rPr>
@@ -1478,7 +1478,7 @@
           <w:i w:val="0"/>
           <w:sz w:val="22"/>
         </w:rPr>
-        <w:t xml:space="preserve">Zé: </w:t>
+        <w:t xml:space="preserve">Jé: </w:t>
       </w:r>
       <w:r>
         <w:rPr>
@@ -1534,7 +1534,7 @@
           <w:i w:val="0"/>
           <w:sz w:val="22"/>
         </w:rPr>
-        <w:t xml:space="preserve">Zé: </w:t>
+        <w:t xml:space="preserve">Jé: </w:t>
       </w:r>
       <w:r>
         <w:rPr>
@@ -1580,7 +1580,7 @@
           <w:i w:val="0"/>
           <w:sz w:val="22"/>
         </w:rPr>
-        <w:t xml:space="preserve">Zé: </w:t>
+        <w:t xml:space="preserve">Jé: </w:t>
       </w:r>
       <w:r>
         <w:rPr>
@@ -2476,7 +2476,7 @@
           <w:i w:val="0"/>
           <w:sz w:val="22"/>
         </w:rPr>
-        <w:t>Graça Souza. Lavadeira. Da Ribanceira. Mãe do Zé e da Kety.</w:t>
+        <w:t>Graça Souza. Lavadeira. Da Ribanceira. Mãe do Jé e da Kety.</w:t>
       </w:r>
     </w:p>
     <w:p>
@@ -2490,7 +2490,7 @@
           <w:i w:val="0"/>
           <w:sz w:val="22"/>
         </w:rPr>
-        <w:t xml:space="preserve">Socorro: </w:t>
+        <w:t xml:space="preserve">Ivanilde: </w:t>
       </w:r>
       <w:r>
         <w:rPr>
@@ -2499,7 +2499,7 @@
           <w:i w:val="0"/>
           <w:sz w:val="22"/>
         </w:rPr>
-        <w:t>Socorro. Da Ribanceira também. Meu filho está preso faz oito meses sem julgamento.</w:t>
+        <w:t>Ivanilde. Da Ribanceira também. Meu filho está preso faz oito meses sem julgamento.</w:t>
       </w:r>
     </w:p>
     <w:p>
@@ -2670,7 +2670,7 @@
           <w:i w:val="0"/>
           <w:sz w:val="22"/>
         </w:rPr>
-        <w:t xml:space="preserve">Socorro: </w:t>
+        <w:t xml:space="preserve">Ivanilde: </w:t>
       </w:r>
       <w:r>
         <w:rPr>
@@ -2725,7 +2725,7 @@
           <w:i w:val="0"/>
           <w:sz w:val="22"/>
         </w:rPr>
-        <w:t>Na segunda-feira de manhã, quando uma mãe da Ribanceira não souber pra onde levaram o filho, ela liga pra uma de nós. E a gente vai junto. Nenhuma mãe vai sozinha em porta de delegacia. Isso eu faço desde que prenderam o Zé.</w:t>
+        <w:t>Na segunda-feira de manhã, quando uma mãe da Ribanceira não souber pra onde levaram o filho, ela liga pra uma de nós. E a gente vai junto. Nenhuma mãe vai sozinha em porta de delegacia. Isso eu faço desde que prenderam o Jé.</w:t>
       </w:r>
     </w:p>
     <w:p>
@@ -2877,7 +2877,7 @@
           <w:i w:val="0"/>
           <w:sz w:val="22"/>
         </w:rPr>
-        <w:t xml:space="preserve">Socorro: </w:t>
+        <w:t xml:space="preserve">Ivanilde: </w:t>
       </w:r>
       <w:r>
         <w:rPr>
@@ -4022,7 +4022,7 @@
           <w:i w:val="0"/>
           <w:sz w:val="22"/>
         </w:rPr>
-        <w:t xml:space="preserve">Socorro: </w:t>
+        <w:t xml:space="preserve">Ivanilde: </w:t>
       </w:r>
       <w:r>
         <w:rPr>
